--- a/ProjektDokuTS/TrendScope.docx
+++ b/ProjektDokuTS/TrendScope.docx
@@ -163,7 +163,6 @@
             <w:dataBinding w:prefixMappings="xmlns:ns0='http://purl.org/dc/elements/1.1/' xmlns:ns1='http://schemas.openxmlformats.org/package/2006/metadata/core-properties' " w:xpath="/ns1:coreProperties[1]/ns0:subject[1]" w:storeItemID="{6C3C8BC8-F283-45AE-878A-BAB7291924A1}"/>
             <w:text/>
           </w:sdtPr>
-          <w:sdtEndPr/>
           <w:sdtContent>
             <w:p>
               <w:pPr>
@@ -278,7 +277,6 @@
                                     <w:calendar w:val="gregorian"/>
                                   </w:date>
                                 </w:sdtPr>
-                                <w:sdtEndPr/>
                                 <w:sdtContent>
                                   <w:p>
                                     <w:pPr>
@@ -1645,11 +1643,9 @@
       <w:r>
         <w:t xml:space="preserve">Datenbanken Ideal für Beziehungsanalysen </w:t>
       </w:r>
-      <w:proofErr w:type="gramStart"/>
       <w:r>
         <w:t>ist</w:t>
       </w:r>
-      <w:proofErr w:type="gramEnd"/>
       <w:r>
         <w:t>.</w:t>
       </w:r>
@@ -2406,15 +2402,7 @@
         <w:t xml:space="preserve">zung </w:t>
       </w:r>
       <w:r>
-        <w:t xml:space="preserve">von APIs (z. B. </w:t>
-      </w:r>
-      <w:proofErr w:type="spellStart"/>
-      <w:r>
-        <w:t>TwitterX</w:t>
-      </w:r>
-      <w:proofErr w:type="spellEnd"/>
-      <w:r>
-        <w:t>, Reddit)</w:t>
+        <w:t>von APIs (z. B. TwitterX, Reddit)</w:t>
       </w:r>
     </w:p>
     <w:p>
@@ -3949,16 +3937,8 @@
         <w:rPr>
           <w:lang w:val="en-US"/>
         </w:rPr>
-        <w:t xml:space="preserve">7.1 </w:t>
-      </w:r>
-      <w:proofErr w:type="spellStart"/>
-      <w:r>
-        <w:rPr>
-          <w:lang w:val="en-US"/>
-        </w:rPr>
-        <w:t>Architekturdiagramm</w:t>
-      </w:r>
-      <w:proofErr w:type="spellEnd"/>
+        <w:t>7.1 Architekturdiagramm</w:t>
+      </w:r>
     </w:p>
     <w:p>
       <w:pPr>
@@ -4024,21 +4004,7 @@
         <w:rPr>
           <w:lang w:val="en-US"/>
         </w:rPr>
-        <w:t>MongoDB (</w:t>
-      </w:r>
-      <w:proofErr w:type="spellStart"/>
-      <w:r>
-        <w:rPr>
-          <w:lang w:val="en-US"/>
-        </w:rPr>
-        <w:t>Rohdaten</w:t>
-      </w:r>
-      <w:proofErr w:type="spellEnd"/>
-      <w:r>
-        <w:rPr>
-          <w:lang w:val="en-US"/>
-        </w:rPr>
-        <w:t>)</w:t>
+        <w:t>MongoDB (Rohdaten)</w:t>
       </w:r>
     </w:p>
     <w:p>
@@ -4065,21 +4031,7 @@
         <w:rPr>
           <w:lang w:val="en-US"/>
         </w:rPr>
-        <w:t xml:space="preserve">NLP &amp; </w:t>
-      </w:r>
-      <w:proofErr w:type="spellStart"/>
-      <w:r>
-        <w:rPr>
-          <w:lang w:val="en-US"/>
-        </w:rPr>
-        <w:t>Analyse</w:t>
-      </w:r>
-      <w:proofErr w:type="spellEnd"/>
-      <w:r>
-        <w:rPr>
-          <w:lang w:val="en-US"/>
-        </w:rPr>
-        <w:t xml:space="preserve"> (Python)</w:t>
+        <w:t>NLP &amp; Analyse (Python)</w:t>
       </w:r>
     </w:p>
     <w:p>
@@ -4125,13 +4077,8 @@
     </w:p>
     <w:p>
       <w:r>
-        <w:t xml:space="preserve">FastAPI </w:t>
-      </w:r>
-      <w:proofErr w:type="gramStart"/>
-      <w:r>
-        <w:t>Backend</w:t>
-      </w:r>
-      <w:proofErr w:type="gramEnd"/>
+        <w:t>FastAPI Backend</w:t>
+      </w:r>
     </w:p>
     <w:p>
       <w:pPr>
@@ -4143,7 +4090,13 @@
     </w:p>
     <w:p>
       <w:r>
-        <w:t>Frontend (HTML/JS)</w:t>
+        <w:t>Frontend (HTML/</w:t>
+      </w:r>
+      <w:r>
+        <w:t>CSS/</w:t>
+      </w:r>
+      <w:r>
+        <w:t>JS)</w:t>
       </w:r>
     </w:p>
     <w:p/>
@@ -4252,15 +4205,7 @@
         </w:numPr>
       </w:pPr>
       <w:r>
-        <w:t xml:space="preserve">Datenverarbeitung: </w:t>
-      </w:r>
-      <w:proofErr w:type="spellStart"/>
-      <w:r>
-        <w:t>spaCy</w:t>
-      </w:r>
-      <w:proofErr w:type="spellEnd"/>
-      <w:r>
-        <w:t xml:space="preserve"> / NLTK</w:t>
+        <w:t>Datenverarbeitung: spaCy / NLTK</w:t>
       </w:r>
     </w:p>
     <w:p>
@@ -4270,19 +4215,9 @@
           <w:numId w:val="48"/>
         </w:numPr>
       </w:pPr>
-      <w:proofErr w:type="spellStart"/>
-      <w:r>
-        <w:t>Machine</w:t>
-      </w:r>
-      <w:proofErr w:type="spellEnd"/>
-      <w:r>
-        <w:t xml:space="preserve"> Learning: </w:t>
-      </w:r>
-      <w:proofErr w:type="spellStart"/>
-      <w:r>
-        <w:t>scikit-learn</w:t>
-      </w:r>
-      <w:proofErr w:type="spellEnd"/>
+      <w:r>
+        <w:t>Machine Learning: scikit-learn</w:t>
+      </w:r>
     </w:p>
     <w:p>
       <w:pPr>
@@ -4684,13 +4619,8 @@
         </w:numPr>
       </w:pPr>
       <w:r>
-        <w:t xml:space="preserve">Entfernen von </w:t>
-      </w:r>
-      <w:proofErr w:type="spellStart"/>
-      <w:r>
-        <w:t>Stopwörtern</w:t>
-      </w:r>
-      <w:proofErr w:type="spellEnd"/>
+        <w:t>Entfernen von Stopwörtern</w:t>
+      </w:r>
     </w:p>
     <w:p>
       <w:pPr>
@@ -4921,13 +4851,8 @@
     </w:p>
     <w:p>
       <w:r>
-        <w:t xml:space="preserve">Zur Vorhersage zukünftiger Trends werden einfache </w:t>
-      </w:r>
-      <w:proofErr w:type="spellStart"/>
-      <w:r>
-        <w:t>Machine</w:t>
-      </w:r>
-      <w:proofErr w:type="spellEnd"/>
+        <w:t>Zur Vorhersage zukünftiger Trends werden einfache Machine</w:t>
+      </w:r>
       <w:r>
         <w:t xml:space="preserve"> </w:t>
       </w:r>
@@ -5139,15 +5064,7 @@
         </w:numPr>
       </w:pPr>
       <w:r>
-        <w:t>/</w:t>
-      </w:r>
-      <w:proofErr w:type="spellStart"/>
-      <w:r>
-        <w:t>trends</w:t>
-      </w:r>
-      <w:proofErr w:type="spellEnd"/>
-      <w:r>
-        <w:t xml:space="preserve"> → liefert aktuelle Top 10</w:t>
+        <w:t>/trends → liefert aktuelle Top 10</w:t>
       </w:r>
     </w:p>
     <w:p>
@@ -5158,15 +5075,7 @@
         </w:numPr>
       </w:pPr>
       <w:r>
-        <w:t>/</w:t>
-      </w:r>
-      <w:proofErr w:type="spellStart"/>
-      <w:r>
-        <w:t>forecast</w:t>
-      </w:r>
-      <w:proofErr w:type="spellEnd"/>
-      <w:r>
-        <w:t xml:space="preserve"> → liefert Prognosen</w:t>
+        <w:t>/forecast → liefert Prognosen</w:t>
       </w:r>
     </w:p>
     <w:p>
@@ -14324,6 +14233,7 @@
   </w:compat>
   <w:rsids>
     <w:rsidRoot w:val="00C96760"/>
+    <w:rsid w:val="0024667D"/>
     <w:rsid w:val="00940D21"/>
     <w:rsid w:val="009F4A93"/>
     <w:rsid w:val="00AB6173"/>
@@ -14331,6 +14241,7 @@
     <w:rsid w:val="00B05ABC"/>
     <w:rsid w:val="00C1339A"/>
     <w:rsid w:val="00C96760"/>
+    <w:rsid w:val="00D55B57"/>
   </w:rsids>
   <m:mathPr>
     <m:mathFont m:val="Cambria Math"/>
